--- a/media/synthetic_documents/template-from-document-5.docx
+++ b/media/synthetic_documents/template-from-document-5.docx
@@ -1013,7 +1013,7 @@
         <w:pBdr/>
         <w:spacing/>
         <w:ind/>
-        <w:jc w:val="center"/>
+        <w:jc w:val="left"/>
         <w:rPr/>
       </w:pPr>
       <w:r/>
